--- a/projects/valuepickr-open-screen/docs/Susan Electricals India.docx
+++ b/projects/valuepickr-open-screen/docs/Susan Electricals India.docx
@@ -1373,6 +1373,179 @@
           <w:szCs w:val="18"/>
         </w:rPr>
         <w:t xml:space="preserve">This is independent research and analysis for informational purposes only, not personalized financial or investment advice. Past multi-bagger performance and forum/social sentiment are not indicators of future returns. Do your own due diligence before investing.</w:t>
+      </w:r>
+    </w:p>
+    <w:p/>
+    <w:p>
+      <w:r>
+        <w:rPr>
+          <w:b/>
+          <w:sz w:val="28"/>
+        </w:rPr>
+        <w:t>🔄 RESEARCH UPDATE - 2026-10-05</w:t>
+      </w:r>
+    </w:p>
+    <w:p>
+      <w:r>
+        <w:rPr>
+          <w:b/>
+        </w:rPr>
+        <w:t>📊 Key Metrics:</w:t>
+      </w:r>
+    </w:p>
+    <w:p>
+      <w:pPr>
+        <w:ind w:left="360"/>
+      </w:pPr>
+      <w:r>
+        <w:t xml:space="preserve">  • Company: Susan Electricals India Ltd</w:t>
+      </w:r>
+    </w:p>
+    <w:p>
+      <w:pPr>
+        <w:ind w:left="360"/>
+      </w:pPr>
+      <w:r>
+        <w:t xml:space="preserve">  • Conviction: Not rated</w:t>
+      </w:r>
+    </w:p>
+    <w:p>
+      <w:pPr>
+        <w:ind w:left="360"/>
+      </w:pPr>
+      <w:r>
+        <w:t xml:space="preserve">  • Thesis: 10x-in-2-3-years</w:t>
+      </w:r>
+    </w:p>
+    <w:p>
+      <w:pPr>
+        <w:ind w:left="360"/>
+      </w:pPr>
+      <w:r>
+        <w:t xml:space="preserve">  • 4-Box Score: 2.0</w:t>
+      </w:r>
+    </w:p>
+    <w:p>
+      <w:pPr>
+        <w:ind w:left="360"/>
+      </w:pPr>
+      <w:r>
+        <w:t xml:space="preserve">  • Research Date: 2026-10-05</w:t>
+      </w:r>
+    </w:p>
+    <w:p>
+      <w:pPr>
+        <w:ind w:left="360"/>
+      </w:pPr>
+      <w:r>
+        <w:t xml:space="preserve">  • Red Flag: None</w:t>
+      </w:r>
+    </w:p>
+    <w:p/>
+    <w:p>
+      <w:r>
+        <w:rPr>
+          <w:b/>
+        </w:rPr>
+        <w:t>📝 Verdict:</w:t>
+      </w:r>
+    </w:p>
+    <w:p>
+      <w:pPr>
+        <w:ind w:left="360"/>
+      </w:pPr>
+      <w:r>
+        <w:t>A genuine grid-capex growth story at an early, high-risk stage -- label allowed only on the small-cap live-inflection carve-out; conviction Low-Medium, unconfirmed</w:t>
+      </w:r>
+    </w:p>
+    <w:p/>
+    <w:p>
+      <w:r>
+        <w:rPr>
+          <w:b/>
+        </w:rPr>
+        <w:t>📈 Bull Case:</w:t>
+      </w:r>
+    </w:p>
+    <w:p>
+      <w:pPr>
+        <w:ind w:left="360"/>
+      </w:pPr>
+      <w:r>
+        <w:t>Direct exposure to a priority-1, accelerating theme -- grid / transmission equipment (conductors, cables) as India ramps distribution capex</w:t>
+      </w:r>
+    </w:p>
+    <w:p>
+      <w:pPr>
+        <w:ind w:left="360"/>
+      </w:pPr>
+      <w:r>
+        <w:t>Explosive recent growth (Q1 FY27 revenue +254% YoY) with a ~60% capacity expansion underway</w:t>
+      </w:r>
+    </w:p>
+    <w:p>
+      <w:pPr>
+        <w:ind w:left="360"/>
+      </w:pPr>
+      <w:r>
+        <w:t>High headline ROCE/ROE and currently low leverage</w:t>
+      </w:r>
+    </w:p>
+    <w:p>
+      <w:pPr>
+        <w:ind w:left="360"/>
+      </w:pPr>
+      <w:r>
+        <w:t>Undemanding-looking ~26x P/E relative to the growth rate</w:t>
+      </w:r>
+    </w:p>
+    <w:p/>
+    <w:p>
+      <w:r>
+        <w:rPr>
+          <w:b/>
+        </w:rPr>
+        <w:t>📉 Bear Case:</w:t>
+      </w:r>
+    </w:p>
+    <w:p>
+      <w:pPr>
+        <w:ind w:left="360"/>
+      </w:pPr>
+      <w:r>
+        <w:t>Winding wire / conductors are a commodity -- realisation is metal price plus a thin conversion margin, no moat</w:t>
+      </w:r>
+    </w:p>
+    <w:p>
+      <w:pPr>
+        <w:ind w:left="360"/>
+      </w:pPr>
+      <w:r>
+        <w:t>ROE 50-64% is a small-post-IPO-equity-base artefact and will compress materially as the company scales</w:t>
+      </w:r>
+    </w:p>
+    <w:p>
+      <w:pPr>
+        <w:ind w:left="360"/>
+      </w:pPr>
+      <w:r>
+        <w:t>DISCOM / EPC customer base carries structural receivables and payment-cycle risk</w:t>
+      </w:r>
+    </w:p>
+    <w:p>
+      <w:pPr>
+        <w:ind w:left="360"/>
+      </w:pPr>
+      <w:r>
+        <w:t>Very short listed history; growth is off a tiny base and may not annualise</w:t>
+      </w:r>
+    </w:p>
+    <w:p>
+      <w:pPr>
+        <w:ind w:left="360"/>
+      </w:pPr>
+      <w:r>
+        <w:t>Capex + working capital will require external funding, diluting the clean balance sheet</w:t>
       </w:r>
     </w:p>
     <w:sectPr>
